--- a/artifacts/LGL-10/build/litigation-matter-personal-injury.docx
+++ b/artifacts/LGL-10/build/litigation-matter-personal-injury.docx
@@ -7,15 +7,6 @@
       <w:pPr>
         <w:pStyle w:val="Heading1"/>
       </w:pPr>
-      <w:r>
-        <w:rPr>
-          <w:rStyle w:val="SectionNumber"/>
-        </w:rPr>
-        <w:t xml:space="preserve">1</w:t>
-      </w:r>
-      <w:r>
-        <w:tab/>
-      </w:r>
       <w:r>
         <w:t xml:space="preserve">Matter File and Status Report: Ferris v. Nakashima</w:t>
       </w:r>
@@ -484,15 +475,6 @@
         <w:pStyle w:val="Heading2"/>
       </w:pPr>
       <w:r>
-        <w:rPr>
-          <w:rStyle w:val="SectionNumber"/>
-        </w:rPr>
-        <w:t xml:space="preserve">1.1</w:t>
-      </w:r>
-      <w:r>
-        <w:tab/>
-      </w:r>
-      <w:r>
         <w:t xml:space="preserve">1. Origin of the Engagement</w:t>
       </w:r>
     </w:p>
@@ -510,15 +492,6 @@
       <w:pPr>
         <w:pStyle w:val="Heading2"/>
       </w:pPr>
-      <w:r>
-        <w:rPr>
-          <w:rStyle w:val="SectionNumber"/>
-        </w:rPr>
-        <w:t xml:space="preserve">1.2</w:t>
-      </w:r>
-      <w:r>
-        <w:tab/>
-      </w:r>
       <w:r>
         <w:t xml:space="preserve">2. Parties</w:t>
       </w:r>
@@ -749,15 +722,6 @@
         <w:pStyle w:val="Heading2"/>
       </w:pPr>
       <w:r>
-        <w:rPr>
-          <w:rStyle w:val="SectionNumber"/>
-        </w:rPr>
-        <w:t xml:space="preserve">1.3</w:t>
-      </w:r>
-      <w:r>
-        <w:tab/>
-      </w:r>
-      <w:r>
         <w:t xml:space="preserve">3. Incident</w:t>
       </w:r>
     </w:p>
@@ -856,15 +820,6 @@
         <w:pStyle w:val="Heading2"/>
       </w:pPr>
       <w:r>
-        <w:rPr>
-          <w:rStyle w:val="SectionNumber"/>
-        </w:rPr>
-        <w:t xml:space="preserve">1.4</w:t>
-      </w:r>
-      <w:r>
-        <w:tab/>
-      </w:r>
-      <w:r>
         <w:t xml:space="preserve">4. Injuries, Treatment, and Damages</w:t>
       </w:r>
     </w:p>
@@ -873,15 +828,6 @@
       <w:pPr>
         <w:pStyle w:val="Heading3"/>
       </w:pPr>
-      <w:r>
-        <w:rPr>
-          <w:rStyle w:val="SectionNumber"/>
-        </w:rPr>
-        <w:t xml:space="preserve">1.4.1</w:t>
-      </w:r>
-      <w:r>
-        <w:tab/>
-      </w:r>
       <w:r>
         <w:t xml:space="preserve">4.1 Injuries</w:t>
       </w:r>
@@ -900,15 +846,6 @@
       <w:pPr>
         <w:pStyle w:val="Heading3"/>
       </w:pPr>
-      <w:r>
-        <w:rPr>
-          <w:rStyle w:val="SectionNumber"/>
-        </w:rPr>
-        <w:t xml:space="preserve">1.4.2</w:t>
-      </w:r>
-      <w:r>
-        <w:tab/>
-      </w:r>
       <w:r>
         <w:t xml:space="preserve">4.2 Treatment chronology</w:t>
       </w:r>
@@ -1251,15 +1188,6 @@
         <w:pStyle w:val="Heading3"/>
       </w:pPr>
       <w:r>
-        <w:rPr>
-          <w:rStyle w:val="SectionNumber"/>
-        </w:rPr>
-        <w:t xml:space="preserve">1.4.3</w:t>
-      </w:r>
-      <w:r>
-        <w:tab/>
-      </w:r>
-      <w:r>
         <w:t xml:space="preserve">4.3 Serious injury threshold</w:t>
       </w:r>
     </w:p>
@@ -1329,15 +1257,6 @@
       <w:pPr>
         <w:pStyle w:val="Heading3"/>
       </w:pPr>
-      <w:r>
-        <w:rPr>
-          <w:rStyle w:val="SectionNumber"/>
-        </w:rPr>
-        <w:t xml:space="preserve">1.4.4</w:t>
-      </w:r>
-      <w:r>
-        <w:tab/>
-      </w:r>
       <w:r>
         <w:t xml:space="preserve">4.4 Damages summary as of January 13, 2026</w:t>
       </w:r>
@@ -1667,15 +1586,6 @@
         <w:pStyle w:val="Heading2"/>
       </w:pPr>
       <w:r>
-        <w:rPr>
-          <w:rStyle w:val="SectionNumber"/>
-        </w:rPr>
-        <w:t xml:space="preserve">1.5</w:t>
-      </w:r>
-      <w:r>
-        <w:tab/>
-      </w:r>
-      <w:r>
         <w:t xml:space="preserve">5. Liability Assessment</w:t>
       </w:r>
     </w:p>
@@ -1754,15 +1664,6 @@
         <w:pStyle w:val="Heading2"/>
       </w:pPr>
       <w:r>
-        <w:rPr>
-          <w:rStyle w:val="SectionNumber"/>
-        </w:rPr>
-        <w:t xml:space="preserve">1.6</w:t>
-      </w:r>
-      <w:r>
-        <w:tab/>
-      </w:r>
-      <w:r>
         <w:t xml:space="preserve">6. Statute of Limitations</w:t>
       </w:r>
     </w:p>
@@ -1783,15 +1684,6 @@
       <w:pPr>
         <w:pStyle w:val="Heading3"/>
       </w:pPr>
-      <w:r>
-        <w:rPr>
-          <w:rStyle w:val="SectionNumber"/>
-        </w:rPr>
-        <w:t xml:space="preserve">1.6.1</w:t>
-      </w:r>
-      <w:r>
-        <w:tab/>
-      </w:r>
       <w:r>
         <w:t xml:space="preserve">6.1 Governing rules</w:t>
       </w:r>
@@ -1953,15 +1845,6 @@
       <w:pPr>
         <w:pStyle w:val="Heading3"/>
       </w:pPr>
-      <w:r>
-        <w:rPr>
-          <w:rStyle w:val="SectionNumber"/>
-        </w:rPr>
-        <w:t xml:space="preserve">1.6.2</w:t>
-      </w:r>
-      <w:r>
-        <w:tab/>
-      </w:r>
       <w:r>
         <w:t xml:space="preserve">6.2 Calendar entries currently on the file</w:t>
       </w:r>
@@ -2168,15 +2051,6 @@
         <w:pStyle w:val="Heading3"/>
       </w:pPr>
       <w:r>
-        <w:rPr>
-          <w:rStyle w:val="SectionNumber"/>
-        </w:rPr>
-        <w:t xml:space="preserve">1.6.3</w:t>
-      </w:r>
-      <w:r>
-        <w:tab/>
-      </w:r>
-      <w:r>
         <w:t xml:space="preserve">6.3 Firm policy overlay</w:t>
       </w:r>
     </w:p>
@@ -2219,15 +2093,6 @@
       <w:pPr>
         <w:pStyle w:val="Heading2"/>
       </w:pPr>
-      <w:r>
-        <w:rPr>
-          <w:rStyle w:val="SectionNumber"/>
-        </w:rPr>
-        <w:t xml:space="preserve">1.7</w:t>
-      </w:r>
-      <w:r>
-        <w:tab/>
-      </w:r>
       <w:r>
         <w:t xml:space="preserve">7. Liens and Third-Party Interests</w:t>
       </w:r>
@@ -2448,15 +2313,6 @@
         <w:pStyle w:val="Heading2"/>
       </w:pPr>
       <w:r>
-        <w:rPr>
-          <w:rStyle w:val="SectionNumber"/>
-        </w:rPr>
-        <w:t xml:space="preserve">1.8</w:t>
-      </w:r>
-      <w:r>
-        <w:tab/>
-      </w:r>
-      <w:r>
         <w:t xml:space="preserve">8. Standing Instructions</w:t>
       </w:r>
     </w:p>
@@ -2524,15 +2380,6 @@
       <w:pPr>
         <w:pStyle w:val="Heading2"/>
       </w:pPr>
-      <w:r>
-        <w:rPr>
-          <w:rStyle w:val="SectionNumber"/>
-        </w:rPr>
-        <w:t xml:space="preserve">1.9</w:t>
-      </w:r>
-      <w:r>
-        <w:tab/>
-      </w:r>
       <w:r>
         <w:t xml:space="preserve">9. Open Items</w:t>
       </w:r>
@@ -2975,15 +2822,6 @@
         <w:pStyle w:val="Heading2"/>
       </w:pPr>
       <w:r>
-        <w:rPr>
-          <w:rStyle w:val="SectionNumber"/>
-        </w:rPr>
-        <w:t xml:space="preserve">1.10</w:t>
-      </w:r>
-      <w:r>
-        <w:tab/>
-      </w:r>
-      <w:r>
         <w:t xml:space="preserve">10. Negotiation History</w:t>
       </w:r>
     </w:p>
@@ -3184,15 +3022,6 @@
       <w:pPr>
         <w:pStyle w:val="Heading2"/>
       </w:pPr>
-      <w:r>
-        <w:rPr>
-          <w:rStyle w:val="SectionNumber"/>
-        </w:rPr>
-        <w:t xml:space="preserve">1.11</w:t>
-      </w:r>
-      <w:r>
-        <w:tab/>
-      </w:r>
       <w:r>
         <w:t xml:space="preserve">11. File Notes</w:t>
       </w:r>
